--- a/Prompt/Instrucciones_Proyecto.docx
+++ b/Prompt/Instrucciones_Proyecto.docx
@@ -27,7 +27,7 @@
         <w:pStyle w:val="FirstParagraph"/>
       </w:pPr>
       <w:r>
-        <w:t xml:space="preserve">Sos mi asistente técnico para el</w:t>
+        <w:t xml:space="preserve">Asistente técnico del</w:t>
       </w:r>
       <w:r>
         <w:t xml:space="preserve"> </w:t>
@@ -42,19 +42,7 @@
         <w:t xml:space="preserve"> </w:t>
       </w:r>
       <w:r>
-        <w:t xml:space="preserve">de</w:t>
-      </w:r>
-      <w:r>
-        <w:t xml:space="preserve"> </w:t>
-      </w:r>
-      <w:r>
-        <w:t xml:space="preserve">Electroestrada (electromecánica: motores de arranque, alternadores y</w:t>
-      </w:r>
-      <w:r>
-        <w:t xml:space="preserve"> </w:t>
-      </w:r>
-      <w:r>
-        <w:t xml:space="preserve">repuestos). El dashboard es un</w:t>
+        <w:t xml:space="preserve">de Electroestrada (electromecánica: motores de arranque, alternadores, repuestos). Es un</w:t>
       </w:r>
       <w:r>
         <w:t xml:space="preserve"> </w:t>
@@ -69,13 +57,7 @@
         <w:t xml:space="preserve"> </w:t>
       </w:r>
       <w:r>
-        <w:t xml:space="preserve">generado con</w:t>
-      </w:r>
-      <w:r>
-        <w:t xml:space="preserve"> </w:t>
-      </w:r>
-      <w:r>
-        <w:t xml:space="preserve">Python a partir de fuentes Excel y publicado en</w:t>
+        <w:t xml:space="preserve">generado con Python desde Excel y publicado en</w:t>
       </w:r>
       <w:r>
         <w:t xml:space="preserve"> </w:t>
@@ -87,34 +69,16 @@
         <w:t xml:space="preserve">GitHub Pages</w:t>
       </w:r>
       <w:r>
-        <w:t xml:space="preserve">. Yo</w:t>
-      </w:r>
-      <w:r>
-        <w:t xml:space="preserve"> </w:t>
-      </w:r>
-      <w:r>
-        <w:t xml:space="preserve">(Erik) trabajo en compras/producto;</w:t>
-      </w:r>
-      <w:r>
-        <w:t xml:space="preserve"> </w:t>
-      </w:r>
-      <w:r>
-        <w:rPr>
-          <w:b/>
-        </w:rPr>
-        <w:t xml:space="preserve">no programo</w:t>
-      </w:r>
-      <w:r>
-        <w:t xml:space="preserve">.</w:t>
+        <w:t xml:space="preserve">. Erik trabaja en compras/producto; no programa.</w:t>
       </w:r>
     </w:p>
     <w:p>
       <w:pPr>
         <w:pStyle w:val="Heading2"/>
       </w:pPr>
-      <w:bookmarkStart w:id="22" w:name="archivos-y-estructura"/>
-      <w:r>
-        <w:t xml:space="preserve">ARCHIVOS Y ESTRUCTURA</w:t>
+      <w:bookmarkStart w:id="22" w:name="archivos"/>
+      <w:r>
+        <w:t xml:space="preserve">ARCHIVOS</w:t>
       </w:r>
       <w:bookmarkEnd w:id="22"/>
     </w:p>
@@ -133,28 +97,7 @@
         <w:t xml:space="preserve">Dashboard_Forecast.html</w:t>
       </w:r>
       <w:r>
-        <w:t xml:space="preserve">: salida final (un solo archivo).</w:t>
-      </w:r>
-      <w:r>
-        <w:t xml:space="preserve"> </w:t>
-      </w:r>
-      <w:r>
-        <w:rPr>
-          <w:b/>
-        </w:rPr>
-        <w:t xml:space="preserve">No</w:t>
-      </w:r>
-      <w:r>
-        <w:rPr>
-          <w:b/>
-        </w:rPr>
-        <w:t xml:space="preserve"> </w:t>
-      </w:r>
-      <w:r>
-        <w:rPr>
-          <w:b/>
-        </w:rPr>
-        <w:t xml:space="preserve">se edita a mano.</w:t>
+        <w:t xml:space="preserve">: salida final (no editar a mano).</w:t>
       </w:r>
     </w:p>
     <w:p>
@@ -169,16 +112,10 @@
         <w:rPr>
           <w:b/>
         </w:rPr>
-        <w:t xml:space="preserve">generador/plantilla.html</w:t>
-      </w:r>
-      <w:r>
-        <w:t xml:space="preserve">: plantilla con todo el HTML/CSS/JS; el</w:t>
-      </w:r>
-      <w:r>
-        <w:t xml:space="preserve"> </w:t>
-      </w:r>
-      <w:r>
-        <w:t xml:space="preserve">dato se inyecta en</w:t>
+        <w:t xml:space="preserve">Generador/plantilla.html</w:t>
+      </w:r>
+      <w:r>
+        <w:t xml:space="preserve">: plantilla con todo el HTML/CSS/JS; el dato va en</w:t>
       </w:r>
       <w:r>
         <w:t xml:space="preserve"> </w:t>
@@ -199,7 +136,7 @@
         <w:rPr>
           <w:b/>
         </w:rPr>
-        <w:t xml:space="preserve">Siempre editar acá.</w:t>
+        <w:t xml:space="preserve">Editar siempre acá.</w:t>
       </w:r>
     </w:p>
     <w:p>
@@ -214,46 +151,22 @@
         <w:rPr>
           <w:b/>
         </w:rPr>
-        <w:t xml:space="preserve">generador/generar_dashboard.py</w:t>
-      </w:r>
-      <w:r>
-        <w:t xml:space="preserve">: lee Forecast.xlsm (hoja</w:t>
-      </w:r>
-      <w:r>
-        <w:t xml:space="preserve"> </w:t>
-      </w:r>
-      <w:r>
-        <w:t xml:space="preserve">Forecast), Costos.xlsm (hoja General), los archivos</w:t>
-      </w:r>
-      <w:r>
-        <w:t xml:space="preserve"> </w:t>
-      </w:r>
-      <w:r>
-        <w:t xml:space="preserve">“</w:t>
-      </w:r>
-      <w:r>
-        <w:t xml:space="preserve">Forecast MM-AA</w:t>
-      </w:r>
-      <w:r>
-        <w:t xml:space="preserve">”</w:t>
-      </w:r>
-      <w:r>
-        <w:t xml:space="preserve"> </w:t>
-      </w:r>
-      <w:r>
-        <w:t xml:space="preserve">y el archivo de venta real, y produce el HTML. Uso:</w:t>
-      </w:r>
-      <w:r>
-        <w:t xml:space="preserve"> </w:t>
-      </w:r>
-      <w:r>
-        <w:rPr>
-          <w:rStyle w:val="VerbatimChar"/>
-        </w:rPr>
-        <w:t xml:space="preserve">python generar_dashboard.py &lt;Forecast.xlsm&gt; &lt;salida.html&gt; &lt;Costos.xlsm&gt;</w:t>
-      </w:r>
-      <w:r>
-        <w:t xml:space="preserve">.</w:t>
+        <w:t xml:space="preserve">Generador/generar_dashboard.py</w:t>
+      </w:r>
+      <w:r>
+        <w:t xml:space="preserve">: lee los Excel y produce el HTML.</w:t>
+      </w:r>
+      <w:r>
+        <w:t xml:space="preserve"> </w:t>
+      </w:r>
+      <w:r>
+        <w:rPr>
+          <w:b/>
+        </w:rPr>
+        <w:t xml:space="preserve">Generador/historico_vp.json</w:t>
+      </w:r>
+      <w:r>
+        <w:t xml:space="preserve">: cache del Histórico.</w:t>
       </w:r>
     </w:p>
     <w:p>
@@ -268,37 +181,52 @@
         <w:rPr>
           <w:b/>
         </w:rPr>
-        <w:t xml:space="preserve">Excel de Liquidación</w:t>
-      </w:r>
-      <w:r>
-        <w:t xml:space="preserve">: se genera desde el botón</w:t>
-      </w:r>
-      <w:r>
-        <w:t xml:space="preserve"> </w:t>
-      </w:r>
-      <w:r>
-        <w:rPr>
-          <w:i/>
-        </w:rPr>
-        <w:t xml:space="preserve">Descargar</w:t>
-      </w:r>
-      <w:r>
-        <w:t xml:space="preserve"> </w:t>
-      </w:r>
-      <w:r>
-        <w:t xml:space="preserve">del</w:t>
-      </w:r>
-      <w:r>
-        <w:t xml:space="preserve"> </w:t>
-      </w:r>
-      <w:r>
-        <w:t xml:space="preserve">propio dashboard (en el navegador, formato idéntico al preview). No</w:t>
-      </w:r>
-      <w:r>
-        <w:t xml:space="preserve"> </w:t>
-      </w:r>
-      <w:r>
-        <w:t xml:space="preserve">hay script aparte.</w:t>
+        <w:t xml:space="preserve">Subir_a_GitHub.bat</w:t>
+      </w:r>
+      <w:r>
+        <w:t xml:space="preserve">: regenera + push (doble clic).</w:t>
+      </w:r>
+      <w:r>
+        <w:t xml:space="preserve"> </w:t>
+      </w:r>
+      <w:r>
+        <w:rPr>
+          <w:b/>
+        </w:rPr>
+        <w:t xml:space="preserve">.gitignore</w:t>
+      </w:r>
+      <w:r>
+        <w:t xml:space="preserve"> </w:t>
+      </w:r>
+      <w:r>
+        <w:t xml:space="preserve">(excluye</w:t>
+      </w:r>
+      <w:r>
+        <w:t xml:space="preserve"> </w:t>
+      </w:r>
+      <w:r>
+        <w:rPr>
+          <w:rStyle w:val="VerbatimChar"/>
+        </w:rPr>
+        <w:t xml:space="preserve">__pycache__</w:t>
+      </w:r>
+      <w:r>
+        <w:t xml:space="preserve">) y</w:t>
+      </w:r>
+      <w:r>
+        <w:t xml:space="preserve"> </w:t>
+      </w:r>
+      <w:r>
+        <w:rPr>
+          <w:b/>
+        </w:rPr>
+        <w:t xml:space="preserve">.nojekyll</w:t>
+      </w:r>
+      <w:r>
+        <w:t xml:space="preserve"> </w:t>
+      </w:r>
+      <w:r>
+        <w:t xml:space="preserve">(desactiva Jekyll en Pages).</w:t>
       </w:r>
     </w:p>
     <w:p>
@@ -313,81 +241,6 @@
         <w:rPr>
           <w:b/>
         </w:rPr>
-        <w:t xml:space="preserve">generador/historico_vp.json</w:t>
-      </w:r>
-      <w:r>
-        <w:t xml:space="preserve">: cache del Histórico (VP + MIX por</w:t>
-      </w:r>
-      <w:r>
-        <w:t xml:space="preserve"> </w:t>
-      </w:r>
-      <w:r>
-        <w:t xml:space="preserve">mes de cada archivo congelado).</w:t>
-      </w:r>
-    </w:p>
-    <w:p>
-      <w:pPr>
-        <w:numPr>
-          <w:ilvl w:val="0"/>
-          <w:numId w:val="1001"/>
-        </w:numPr>
-        <w:pStyle w:val="Compact"/>
-      </w:pPr>
-      <w:r>
-        <w:rPr>
-          <w:b/>
-        </w:rPr>
-        <w:t xml:space="preserve">Subir_a_GitHub.bat</w:t>
-      </w:r>
-      <w:r>
-        <w:t xml:space="preserve">: regenera y hace push a GitHub Pages (doble</w:t>
-      </w:r>
-      <w:r>
-        <w:t xml:space="preserve"> </w:t>
-      </w:r>
-      <w:r>
-        <w:t xml:space="preserve">clic).</w:t>
-      </w:r>
-      <w:r>
-        <w:t xml:space="preserve"> </w:t>
-      </w:r>
-      <w:r>
-        <w:rPr>
-          <w:b/>
-        </w:rPr>
-        <w:t xml:space="preserve">.gitignore</w:t>
-      </w:r>
-      <w:r>
-        <w:t xml:space="preserve"> </w:t>
-      </w:r>
-      <w:r>
-        <w:t xml:space="preserve">excluye</w:t>
-      </w:r>
-      <w:r>
-        <w:t xml:space="preserve"> </w:t>
-      </w:r>
-      <w:r>
-        <w:rPr>
-          <w:rStyle w:val="VerbatimChar"/>
-        </w:rPr>
-        <w:t xml:space="preserve">__pycache__</w:t>
-      </w:r>
-      <w:r>
-        <w:t xml:space="preserve">.</w:t>
-      </w:r>
-    </w:p>
-    <w:p>
-      <w:pPr>
-        <w:numPr>
-          <w:ilvl w:val="0"/>
-          <w:numId w:val="1001"/>
-        </w:numPr>
-        <w:pStyle w:val="Compact"/>
-      </w:pPr>
-      <w:r>
-        <w:rPr>
-          <w:b/>
-        </w:rPr>
         <w:t xml:space="preserve">Repo:</w:t>
       </w:r>
       <w:r>
@@ -416,9 +269,9 @@
       <w:pPr>
         <w:pStyle w:val="Heading2"/>
       </w:pPr>
-      <w:bookmarkStart w:id="23" w:name="estructura-excel-forecast-hoja-forecast"/>
-      <w:r>
-        <w:t xml:space="preserve">ESTRUCTURA EXCEL FORECAST (hoja Forecast)</w:t>
+      <w:bookmarkStart w:id="23" w:name="fuentes-de-datos"/>
+      <w:r>
+        <w:t xml:space="preserve">FUENTES DE DATOS</w:t>
       </w:r>
       <w:bookmarkEnd w:id="23"/>
     </w:p>
@@ -431,7 +284,43 @@
         <w:pStyle w:val="Compact"/>
       </w:pPr>
       <w:r>
-        <w:t xml:space="preserve">Fila 3 = encabezados; datos por código desde la fila 6.</w:t>
+        <w:rPr>
+          <w:b/>
+        </w:rPr>
+        <w:t xml:space="preserve">Forecast.xlsm</w:t>
+      </w:r>
+      <w:r>
+        <w:t xml:space="preserve"> </w:t>
+      </w:r>
+      <w:r>
+        <w:t xml:space="preserve">(hoja Forecast): fila 3 headers, datos desde fila 6; bloques mensuales stride 14 desde CJ. Identidad UN=A, GA=B, Código=C, Cat=F, Ideal=H,</w:t>
+      </w:r>
+      <w:r>
+        <w:t xml:space="preserve"> </w:t>
+      </w:r>
+      <w:r>
+        <w:rPr>
+          <w:b/>
+        </w:rPr>
+        <w:t xml:space="preserve">Caja x=L</w:t>
+      </w:r>
+      <w:r>
+        <w:t xml:space="preserve">, Stock=BN, Meses=BO, Tendencia=AN, Precio Mix=AS. Venta real unidades AB–AM. Hoja</w:t>
+      </w:r>
+      <w:r>
+        <w:t xml:space="preserve"> </w:t>
+      </w:r>
+      <w:r>
+        <w:rPr>
+          <w:b/>
+        </w:rPr>
+        <w:t xml:space="preserve">Estacionalidad</w:t>
+      </w:r>
+      <w:r>
+        <w:t xml:space="preserve"> </w:t>
+      </w:r>
+      <w:r>
+        <w:t xml:space="preserve">(A=mes, B=estac, C=evento) leída directo (no la fórmula) y a 2 decimales.</w:t>
       </w:r>
     </w:p>
     <w:p>
@@ -443,25 +332,16 @@
         <w:pStyle w:val="Compact"/>
       </w:pPr>
       <w:r>
-        <w:t xml:space="preserve">Bloques mensuales stride 14 desde la col CJ (col 88): por mes →</w:t>
-      </w:r>
-      <w:r>
-        <w:t xml:space="preserve"> </w:t>
-      </w:r>
-      <w:r>
-        <w:t xml:space="preserve">Venta prom. base (+0), Venta proy. unidades (+1), Venta proy. USD</w:t>
-      </w:r>
-      <w:r>
-        <w:t xml:space="preserve"> </w:t>
-      </w:r>
-      <w:r>
-        <w:t xml:space="preserve">(+4), Stock inicio (+5), Meses (+7), Cant. proyectada (+8), Cant.</w:t>
-      </w:r>
-      <w:r>
-        <w:t xml:space="preserve"> </w:t>
-      </w:r>
-      <w:r>
-        <w:t xml:space="preserve">confirmada (+10).</w:t>
+        <w:rPr>
+          <w:b/>
+        </w:rPr>
+        <w:t xml:space="preserve">Costos.xlsm</w:t>
+      </w:r>
+      <w:r>
+        <w:t xml:space="preserve"> </w:t>
+      </w:r>
+      <w:r>
+        <w:t xml:space="preserve">(hoja General): Costo=AC, Lista 1=J, Moneda=I, Q=17. La CMM la calcula el dashboard con J.</w:t>
       </w:r>
     </w:p>
     <w:p>
@@ -473,34 +353,61 @@
         <w:pStyle w:val="Compact"/>
       </w:pPr>
       <w:r>
-        <w:t xml:space="preserve">Identidad: UN=A, GA=B, Código=C, Categoría=F, Meses por Cat.=H,</w:t>
-      </w:r>
-      <w:r>
-        <w:t xml:space="preserve"> </w:t>
-      </w:r>
-      <w:r>
-        <w:t xml:space="preserve">Stock actual=BN, Meses actual=BO, Tendencia mensual=AN,</w:t>
-      </w:r>
-      <w:r>
-        <w:t xml:space="preserve"> </w:t>
-      </w:r>
-      <w:r>
-        <w:rPr>
-          <w:b/>
-        </w:rPr>
-        <w:t xml:space="preserve">Precio</w:t>
-      </w:r>
-      <w:r>
-        <w:rPr>
-          <w:b/>
-        </w:rPr>
-        <w:t xml:space="preserve"> </w:t>
-      </w:r>
-      <w:r>
-        <w:rPr>
-          <w:b/>
-        </w:rPr>
-        <w:t xml:space="preserve">ponderado/MIX=AS</w:t>
+        <w:rPr>
+          <w:b/>
+        </w:rPr>
+        <w:t xml:space="preserve">V.R. mensual.xlsx</w:t>
+      </w:r>
+      <w:r>
+        <w:t xml:space="preserve">: venta real facturada, columna</w:t>
+      </w:r>
+      <w:r>
+        <w:t xml:space="preserve"> </w:t>
+      </w:r>
+      <w:r>
+        <w:rPr>
+          <w:b/>
+        </w:rPr>
+        <w:t xml:space="preserve">$-USD</w:t>
+      </w:r>
+      <w:r>
+        <w:t xml:space="preserve"> </w:t>
+      </w:r>
+      <w:r>
+        <w:t xml:space="preserve">(USD Importados / $ Nacionales), desde Libro1.xlsx (SAP: Fecha=G, Código=O, Grupo=P, Cant=Q, Total=U, TC=W; TC&gt;0→USD=Total/TC, TC=0→pesos). El generador acepta nombres</w:t>
+      </w:r>
+      <w:r>
+        <w:t xml:space="preserve"> </w:t>
+      </w:r>
+      <w:r>
+        <w:rPr>
+          <w:rStyle w:val="VerbatimChar"/>
+        </w:rPr>
+        <w:t xml:space="preserve">Venta_real*</w:t>
+      </w:r>
+      <w:r>
+        <w:t xml:space="preserve">,</w:t>
+      </w:r>
+      <w:r>
+        <w:t xml:space="preserve"> </w:t>
+      </w:r>
+      <w:r>
+        <w:rPr>
+          <w:rStyle w:val="VerbatimChar"/>
+        </w:rPr>
+        <w:t xml:space="preserve">V.R*</w:t>
+      </w:r>
+      <w:r>
+        <w:t xml:space="preserve">,</w:t>
+      </w:r>
+      <w:r>
+        <w:t xml:space="preserve"> </w:t>
+      </w:r>
+      <w:r>
+        <w:rPr>
+          <w:rStyle w:val="VerbatimChar"/>
+        </w:rPr>
+        <w:t xml:space="preserve">VR *</w:t>
       </w:r>
       <w:r>
         <w:t xml:space="preserve">.</w:t>
@@ -518,75 +425,262 @@
         <w:rPr>
           <w:b/>
         </w:rPr>
-        <w:t xml:space="preserve">Venta real (unidades)</w:t>
-      </w:r>
-      <w:r>
-        <w:t xml:space="preserve"> </w:t>
-      </w:r>
-      <w:r>
-        <w:t xml:space="preserve">por mes: columnas</w:t>
-      </w:r>
-      <w:r>
-        <w:t xml:space="preserve"> </w:t>
-      </w:r>
-      <w:r>
-        <w:rPr>
-          <w:b/>
-        </w:rPr>
-        <w:t xml:space="preserve">AB–AM</w:t>
-      </w:r>
-      <w:r>
-        <w:t xml:space="preserve"> </w:t>
-      </w:r>
-      <w:r>
-        <w:t xml:space="preserve">(fila 3 =</w:t>
-      </w:r>
-      <w:r>
-        <w:t xml:space="preserve"> </w:t>
-      </w:r>
-      <w:r>
-        <w:t xml:space="preserve">etiqueta de mes; puede venir como fecha). Se usa en valor absoluto.</w:t>
-      </w:r>
-    </w:p>
-    <w:p>
-      <w:pPr>
-        <w:numPr>
-          <w:ilvl w:val="0"/>
-          <w:numId w:val="1002"/>
-        </w:numPr>
-        <w:pStyle w:val="Compact"/>
-      </w:pPr>
-      <w:r>
-        <w:t xml:space="preserve">Estacionalidad/Evento/TC por mes en la fila 2 del bloque (offsets</w:t>
-      </w:r>
-      <w:r>
-        <w:t xml:space="preserve"> </w:t>
-      </w:r>
-      <w:r>
-        <w:t xml:space="preserve">+9, +12, +4).</w:t>
-      </w:r>
-    </w:p>
-    <w:p>
-      <w:pPr>
-        <w:numPr>
-          <w:ilvl w:val="0"/>
-          <w:numId w:val="1002"/>
-        </w:numPr>
-        <w:pStyle w:val="Compact"/>
-      </w:pPr>
-      <w:r>
-        <w:t xml:space="preserve">Cada GA tiene 2 filas de encabezado con su banner IMPO.</w:t>
+        <w:t xml:space="preserve">Forecast MM-AA</w:t>
+      </w:r>
+      <w:r>
+        <w:t xml:space="preserve"> </w:t>
+      </w:r>
+      <w:r>
+        <w:t xml:space="preserve">(fotos congeladas): en la</w:t>
+      </w:r>
+      <w:r>
+        <w:t xml:space="preserve"> </w:t>
+      </w:r>
+      <w:r>
+        <w:rPr>
+          <w:b/>
+        </w:rPr>
+        <w:t xml:space="preserve">subcarpeta</w:t>
+      </w:r>
+      <w:r>
+        <w:rPr>
+          <w:b/>
+        </w:rPr>
+        <w:t xml:space="preserve"> </w:t>
+      </w:r>
+      <w:r>
+        <w:rPr>
+          <w:rStyle w:val="VerbatimChar"/>
+          <w:b/>
+        </w:rPr>
+        <w:t xml:space="preserve">Forecast\Histórico\</w:t>
+      </w:r>
+      <w:r>
+        <w:t xml:space="preserve">. Se leen una vez (cache).</w:t>
       </w:r>
     </w:p>
     <w:p>
       <w:pPr>
         <w:pStyle w:val="Heading2"/>
       </w:pPr>
-      <w:bookmarkStart w:id="24" w:name="estructura-costos.xlsm-hoja-general"/>
-      <w:r>
-        <w:t xml:space="preserve">ESTRUCTURA COSTOS.xlsm (hoja General)</w:t>
+      <w:bookmarkStart w:id="24" w:name="pestañas"/>
+      <w:r>
+        <w:t xml:space="preserve">PESTAÑAS</w:t>
       </w:r>
       <w:bookmarkEnd w:id="24"/>
+    </w:p>
+    <w:p>
+      <w:pPr>
+        <w:pStyle w:val="FirstParagraph"/>
+      </w:pPr>
+      <w:r>
+        <w:t xml:space="preserve">Forecast · Liquidación · Proyección · Histórico. Filtros globales UN→GA→Categoría→Código. Vista de 4 meses con flechas ◀▶.</w:t>
+      </w:r>
+      <w:r>
+        <w:t xml:space="preserve"> </w:t>
+      </w:r>
+      <w:r>
+        <w:t xml:space="preserve">-</w:t>
+      </w:r>
+      <w:r>
+        <w:t xml:space="preserve"> </w:t>
+      </w:r>
+      <w:r>
+        <w:rPr>
+          <w:b/>
+        </w:rPr>
+        <w:t xml:space="preserve">Forecast:</w:t>
+      </w:r>
+      <w:r>
+        <w:t xml:space="preserve"> </w:t>
+      </w:r>
+      <w:r>
+        <w:t xml:space="preserve">columnas UN, GA, Código, Cat, Ideal,</w:t>
+      </w:r>
+      <w:r>
+        <w:t xml:space="preserve"> </w:t>
+      </w:r>
+      <w:r>
+        <w:rPr>
+          <w:b/>
+        </w:rPr>
+        <w:t xml:space="preserve">Caja x</w:t>
+      </w:r>
+      <w:r>
+        <w:t xml:space="preserve">, Stock, Meses. Se pueden</w:t>
+      </w:r>
+      <w:r>
+        <w:t xml:space="preserve"> </w:t>
+      </w:r>
+      <w:r>
+        <w:rPr>
+          <w:b/>
+        </w:rPr>
+        <w:t xml:space="preserve">ocultar UN e Ideal</w:t>
+      </w:r>
+      <w:r>
+        <w:t xml:space="preserve"> </w:t>
+      </w:r>
+      <w:r>
+        <w:t xml:space="preserve">(× en el título; restaurar con</w:t>
+      </w:r>
+      <w:r>
+        <w:t xml:space="preserve"> </w:t>
+      </w:r>
+      <w:r>
+        <w:t xml:space="preserve">“</w:t>
+      </w:r>
+      <w:r>
+        <w:t xml:space="preserve">mostrar N col.</w:t>
+      </w:r>
+      <w:r>
+        <w:t xml:space="preserve">”</w:t>
+      </w:r>
+      <w:r>
+        <w:t xml:space="preserve">).</w:t>
+      </w:r>
+      <w:r>
+        <w:t xml:space="preserve"> </w:t>
+      </w:r>
+      <w:r>
+        <w:rPr>
+          <w:b/>
+        </w:rPr>
+        <w:t xml:space="preserve">Umbral del punto rojo editable</w:t>
+      </w:r>
+      <w:r>
+        <w:t xml:space="preserve"> </w:t>
+      </w:r>
+      <w:r>
+        <w:t xml:space="preserve">(</w:t>
+      </w:r>
+      <w:r>
+        <w:t xml:space="preserve">“</w:t>
+      </w:r>
+      <w:r>
+        <w:t xml:space="preserve">Alerta ● si Meses &lt; Ideal − X</w:t>
+      </w:r>
+      <w:r>
+        <w:t xml:space="preserve">”</w:t>
+      </w:r>
+      <w:r>
+        <w:t xml:space="preserve">). Panel IMPO con tarjeta</w:t>
+      </w:r>
+      <w:r>
+        <w:t xml:space="preserve"> </w:t>
+      </w:r>
+      <w:r>
+        <w:t xml:space="preserve">“</w:t>
+      </w:r>
+      <w:r>
+        <w:t xml:space="preserve">Proyectado</w:t>
+      </w:r>
+      <w:r>
+        <w:t xml:space="preserve">”</w:t>
+      </w:r>
+      <w:r>
+        <w:t xml:space="preserve"> </w:t>
+      </w:r>
+      <w:r>
+        <w:t xml:space="preserve">para meses con compra sin nº de pedido.</w:t>
+      </w:r>
+      <w:r>
+        <w:t xml:space="preserve"> </w:t>
+      </w:r>
+      <w:r>
+        <w:t xml:space="preserve">-</w:t>
+      </w:r>
+      <w:r>
+        <w:t xml:space="preserve"> </w:t>
+      </w:r>
+      <w:r>
+        <w:rPr>
+          <w:b/>
+        </w:rPr>
+        <w:t xml:space="preserve">Proyección:</w:t>
+      </w:r>
+      <w:r>
+        <w:t xml:space="preserve"> </w:t>
+      </w:r>
+      <w:r>
+        <w:t xml:space="preserve">encabezado con</w:t>
+      </w:r>
+      <w:r>
+        <w:t xml:space="preserve"> </w:t>
+      </w:r>
+      <w:r>
+        <w:rPr>
+          <w:b/>
+        </w:rPr>
+        <w:t xml:space="preserve">Estac./Ev./TC editables</w:t>
+      </w:r>
+      <w:r>
+        <w:t xml:space="preserve"> </w:t>
+      </w:r>
+      <w:r>
+        <w:t xml:space="preserve">= simulador what-if (escala la proyección al instante; ↺ reset por mes). Mes en amarillo/mayúscula.</w:t>
+      </w:r>
+      <w:r>
+        <w:t xml:space="preserve"> </w:t>
+      </w:r>
+      <w:r>
+        <w:t xml:space="preserve">-</w:t>
+      </w:r>
+      <w:r>
+        <w:t xml:space="preserve"> </w:t>
+      </w:r>
+      <w:r>
+        <w:rPr>
+          <w:b/>
+        </w:rPr>
+        <w:t xml:space="preserve">Histórico:</w:t>
+      </w:r>
+      <w:r>
+        <w:t xml:space="preserve"> </w:t>
+      </w:r>
+      <w:r>
+        <w:t xml:space="preserve">encabezado con</w:t>
+      </w:r>
+      <w:r>
+        <w:t xml:space="preserve"> </w:t>
+      </w:r>
+      <w:r>
+        <w:rPr>
+          <w:b/>
+        </w:rPr>
+        <w:t xml:space="preserve">TC editable</w:t>
+      </w:r>
+      <w:r>
+        <w:t xml:space="preserve"> </w:t>
+      </w:r>
+      <w:r>
+        <w:t xml:space="preserve">que</w:t>
+      </w:r>
+      <w:r>
+        <w:t xml:space="preserve"> </w:t>
+      </w:r>
+      <w:r>
+        <w:rPr>
+          <w:b/>
+        </w:rPr>
+        <w:t xml:space="preserve">totaliza el mes</w:t>
+      </w:r>
+      <w:r>
+        <w:t xml:space="preserve"> </w:t>
+      </w:r>
+      <w:r>
+        <w:t xml:space="preserve">= (Importados USD × TC) + Distribuidos $, con % Real/Proy coloreado (verde/rojo).</w:t>
+      </w:r>
+    </w:p>
+    <w:p>
+      <w:pPr>
+        <w:pStyle w:val="Heading2"/>
+      </w:pPr>
+      <w:bookmarkStart w:id="25" w:name="fórmulas-clave"/>
+      <w:r>
+        <w:t xml:space="preserve">FÓRMULAS CLAVE</w:t>
+      </w:r>
+      <w:bookmarkEnd w:id="25"/>
     </w:p>
     <w:p>
       <w:pPr>
@@ -597,13 +691,7 @@
         <w:pStyle w:val="Compact"/>
       </w:pPr>
       <w:r>
-        <w:t xml:space="preserve">Por código: Costo=AC, Lista actual (Lista 1)=J, Moneda=I, CMM=F</w:t>
-      </w:r>
-      <w:r>
-        <w:t xml:space="preserve"> </w:t>
-      </w:r>
-      <w:r>
-        <w:t xml:space="preserve">(referencia), Q (col 17) = lista nueva/futura.</w:t>
+        <w:t xml:space="preserve">Exceso (método B): Stock − ΣVP(meses del Ideal); factor ×N; sólo &gt;0.</w:t>
       </w:r>
     </w:p>
     <w:p>
@@ -615,33 +703,87 @@
         <w:pStyle w:val="Compact"/>
       </w:pPr>
       <w:r>
-        <w:rPr>
-          <w:b/>
-        </w:rPr>
-        <w:t xml:space="preserve">La CMM la calcula el dashboard con la Lista 1 (J), no se lee de</w:t>
-      </w:r>
-      <w:r>
-        <w:rPr>
-          <w:b/>
-        </w:rPr>
-        <w:t xml:space="preserve"> </w:t>
-      </w:r>
-      <w:r>
-        <w:rPr>
-          <w:b/>
-        </w:rPr>
-        <w:t xml:space="preserve">Costos.</w:t>
+        <w:t xml:space="preserve">CMM=(Lista1×0,7×0,93 − Costo)/(Lista1×0,7). CMM Liq con Lista1×(1−DtoLiq). Dto Máx = mayor dto con contribución ≥ mín; Dto Liq = Máx − gap.</w:t>
+      </w:r>
+    </w:p>
+    <w:p>
+      <w:pPr>
+        <w:numPr>
+          <w:ilvl w:val="0"/>
+          <w:numId w:val="1003"/>
+        </w:numPr>
+        <w:pStyle w:val="Compact"/>
+      </w:pPr>
+      <w:r>
+        <w:t xml:space="preserve">Costo total=Costo×ExcesoU; Mix total=Mix×ExcesoU; Mix total Liq=Mix×(1−DtoLiq)×ExcesoU.</w:t>
+      </w:r>
+    </w:p>
+    <w:p>
+      <w:pPr>
+        <w:numPr>
+          <w:ilvl w:val="0"/>
+          <w:numId w:val="1003"/>
+        </w:numPr>
+        <w:pStyle w:val="Compact"/>
+      </w:pPr>
+      <w:r>
+        <w:t xml:space="preserve">Histórico: VPu=CJ+1 del archivo; VRu=AB–AM (abs); VP$=Mix×VPu; VR$=venta real; %=(real−proy)/proy.</w:t>
       </w:r>
     </w:p>
     <w:p>
       <w:pPr>
         <w:pStyle w:val="Heading2"/>
       </w:pPr>
-      <w:bookmarkStart w:id="25" w:name="archivo-de-venta-real-v.r.-mensual"/>
-      <w:r>
-        <w:t xml:space="preserve">ARCHIVO DE VENTA REAL (V.R. mensual)</w:t>
-      </w:r>
-      <w:bookmarkEnd w:id="25"/>
+      <w:bookmarkStart w:id="26" w:name="exclusiones"/>
+      <w:r>
+        <w:t xml:space="preserve">EXCLUSIONES</w:t>
+      </w:r>
+      <w:bookmarkEnd w:id="26"/>
+    </w:p>
+    <w:p>
+      <w:pPr>
+        <w:pStyle w:val="FirstParagraph"/>
+      </w:pPr>
+      <w:r>
+        <w:t xml:space="preserve">El GA</w:t>
+      </w:r>
+      <w:r>
+        <w:t xml:space="preserve"> </w:t>
+      </w:r>
+      <w:r>
+        <w:rPr>
+          <w:b/>
+        </w:rPr>
+        <w:t xml:space="preserve">“</w:t>
+      </w:r>
+      <w:r>
+        <w:rPr>
+          <w:b/>
+        </w:rPr>
+        <w:t xml:space="preserve">Adicionales</w:t>
+      </w:r>
+      <w:r>
+        <w:rPr>
+          <w:b/>
+        </w:rPr>
+        <w:t xml:space="preserve">”</w:t>
+      </w:r>
+      <w:r>
+        <w:t xml:space="preserve"> </w:t>
+      </w:r>
+      <w:r>
+        <w:t xml:space="preserve">se excluye (sin valor estadístico).</w:t>
+      </w:r>
+    </w:p>
+    <w:p>
+      <w:pPr>
+        <w:pStyle w:val="Heading2"/>
+      </w:pPr>
+      <w:bookmarkStart w:id="27" w:name="convenciones"/>
+      <w:r>
+        <w:t xml:space="preserve">CONVENCIONES</w:t>
+      </w:r>
+      <w:bookmarkEnd w:id="27"/>
     </w:p>
     <w:p>
       <w:pPr>
@@ -652,49 +794,7 @@
         <w:pStyle w:val="Compact"/>
       </w:pPr>
       <w:r>
-        <w:t xml:space="preserve">Alimenta la columna</w:t>
-      </w:r>
-      <w:r>
-        <w:t xml:space="preserve"> </w:t>
-      </w:r>
-      <w:r>
-        <w:rPr>
-          <w:b/>
-        </w:rPr>
-        <w:t xml:space="preserve">V.R. $-USD</w:t>
-      </w:r>
-      <w:r>
-        <w:t xml:space="preserve"> </w:t>
-      </w:r>
-      <w:r>
-        <w:t xml:space="preserve">del Histórico. Se arma desde</w:t>
-      </w:r>
-      <w:r>
-        <w:t xml:space="preserve"> </w:t>
-      </w:r>
-      <w:r>
-        <w:rPr>
-          <w:b/>
-        </w:rPr>
-        <w:t xml:space="preserve">Libro1.xlsx</w:t>
-      </w:r>
-      <w:r>
-        <w:t xml:space="preserve"> </w:t>
-      </w:r>
-      <w:r>
-        <w:t xml:space="preserve">(export de facturación SAP, línea por línea).</w:t>
-      </w:r>
-      <w:r>
-        <w:t xml:space="preserve"> </w:t>
-      </w:r>
-      <w:r>
-        <w:t xml:space="preserve">Columnas: Fecha=G, Código=O, Grupo=P, Cantidad=Q, Total S/Desc.=U,</w:t>
-      </w:r>
-      <w:r>
-        <w:t xml:space="preserve"> </w:t>
-      </w:r>
-      <w:r>
-        <w:t xml:space="preserve">TC=W.</w:t>
+        <w:t xml:space="preserve">Marca navy #1a237e + amarillo #ffd600, Segoe UI. Encabezados azules, línea amarilla como corte; Liquidación invertido. Totales gris claro, importes con su color. Mes en amarillo/mayúscula.</w:t>
       </w:r>
     </w:p>
     <w:p>
@@ -706,222 +806,18 @@
         <w:pStyle w:val="Compact"/>
       </w:pPr>
       <w:r>
-        <w:rPr>
-          <w:b/>
-        </w:rPr>
-        <w:t xml:space="preserve">Criterio (una sola columna $-USD):</w:t>
-      </w:r>
-      <w:r>
-        <w:t xml:space="preserve"> </w:t>
-      </w:r>
-      <w:r>
-        <w:t xml:space="preserve">TC &gt; 0 (Importados) →</w:t>
-      </w:r>
-      <w:r>
-        <w:t xml:space="preserve"> </w:t>
-      </w:r>
-      <w:r>
-        <w:rPr>
-          <w:b/>
-        </w:rPr>
-        <w:t xml:space="preserve">USD</w:t>
-      </w:r>
-      <w:r>
-        <w:t xml:space="preserve"> </w:t>
-      </w:r>
-      <w:r>
-        <w:t xml:space="preserve">= Total ÷ TC. TC = 0/vacío (Nacionales) →</w:t>
-      </w:r>
-      <w:r>
-        <w:t xml:space="preserve"> </w:t>
-      </w:r>
-      <w:r>
-        <w:rPr>
-          <w:b/>
-        </w:rPr>
-        <w:t xml:space="preserve">pesos</w:t>
-      </w:r>
-      <w:r>
-        <w:t xml:space="preserve"> </w:t>
-      </w:r>
-      <w:r>
-        <w:t xml:space="preserve">= Total</w:t>
-      </w:r>
-      <w:r>
-        <w:t xml:space="preserve"> </w:t>
-      </w:r>
-      <w:r>
-        <w:t xml:space="preserve">tal cual.</w:t>
-      </w:r>
-    </w:p>
-    <w:p>
-      <w:pPr>
-        <w:numPr>
-          <w:ilvl w:val="0"/>
-          <w:numId w:val="1004"/>
-        </w:numPr>
-        <w:pStyle w:val="Compact"/>
-      </w:pPr>
-      <w:r>
-        <w:rPr>
-          <w:b/>
-        </w:rPr>
-        <w:t xml:space="preserve">Formato:</w:t>
-      </w:r>
-      <w:r>
-        <w:t xml:space="preserve"> </w:t>
-      </w:r>
-      <w:r>
-        <w:t xml:space="preserve">fila 1 = Grupo / Código / Cantidad tot. / VR $-USD +</w:t>
-      </w:r>
-      <w:r>
-        <w:t xml:space="preserve"> </w:t>
-      </w:r>
-      <w:r>
-        <w:t xml:space="preserve">rótulo de mes; fila 2 = Cant / $-USD; datos desde fila 3.</w:t>
-      </w:r>
-    </w:p>
-    <w:p>
-      <w:pPr>
-        <w:numPr>
-          <w:ilvl w:val="0"/>
-          <w:numId w:val="1004"/>
-        </w:numPr>
-        <w:pStyle w:val="Compact"/>
-      </w:pPr>
-      <w:r>
-        <w:rPr>
-          <w:b/>
-        </w:rPr>
-        <w:t xml:space="preserve">Nombre:</w:t>
-      </w:r>
-      <w:r>
-        <w:t xml:space="preserve"> </w:t>
-      </w:r>
-      <w:r>
-        <w:t xml:space="preserve">el generador acepta</w:t>
-      </w:r>
-      <w:r>
-        <w:t xml:space="preserve"> </w:t>
-      </w:r>
-      <w:r>
-        <w:rPr>
-          <w:rStyle w:val="VerbatimChar"/>
-        </w:rPr>
-        <w:t xml:space="preserve">Venta_real*</w:t>
-      </w:r>
-      <w:r>
-        <w:t xml:space="preserve">,</w:t>
-      </w:r>
-      <w:r>
-        <w:t xml:space="preserve"> </w:t>
-      </w:r>
-      <w:r>
-        <w:rPr>
-          <w:rStyle w:val="VerbatimChar"/>
-        </w:rPr>
-        <w:t xml:space="preserve">Venta real*</w:t>
-      </w:r>
-      <w:r>
-        <w:t xml:space="preserve">,</w:t>
-      </w:r>
-      <w:r>
-        <w:t xml:space="preserve"> </w:t>
-      </w:r>
-      <w:r>
-        <w:rPr>
-          <w:rStyle w:val="VerbatimChar"/>
-        </w:rPr>
-        <w:t xml:space="preserve">V.R*</w:t>
-      </w:r>
-      <w:r>
-        <w:t xml:space="preserve">,</w:t>
-      </w:r>
-      <w:r>
-        <w:t xml:space="preserve"> </w:t>
-      </w:r>
-      <w:r>
-        <w:rPr>
-          <w:rStyle w:val="VerbatimChar"/>
-        </w:rPr>
-        <w:t xml:space="preserve">VR *</w:t>
-      </w:r>
-      <w:r>
-        <w:t xml:space="preserve">,</w:t>
-      </w:r>
-      <w:r>
-        <w:t xml:space="preserve"> </w:t>
-      </w:r>
-      <w:r>
-        <w:rPr>
-          <w:rStyle w:val="VerbatimChar"/>
-        </w:rPr>
-        <w:t xml:space="preserve">V R *</w:t>
-      </w:r>
-      <w:r>
-        <w:t xml:space="preserve">. La subcolumna de valor se detecta si su</w:t>
-      </w:r>
-      <w:r>
-        <w:t xml:space="preserve"> </w:t>
-      </w:r>
-      <w:r>
-        <w:t xml:space="preserve">rótulo contiene</w:t>
-      </w:r>
-      <w:r>
-        <w:t xml:space="preserve"> </w:t>
-      </w:r>
-      <w:r>
-        <w:t xml:space="preserve">“</w:t>
-      </w:r>
-      <w:r>
-        <w:t xml:space="preserve">usd</w:t>
-      </w:r>
-      <w:r>
-        <w:t xml:space="preserve">”</w:t>
-      </w:r>
-      <w:r>
-        <w:t xml:space="preserve"> </w:t>
-      </w:r>
-      <w:r>
-        <w:t xml:space="preserve">(sirve</w:t>
-      </w:r>
-      <w:r>
-        <w:t xml:space="preserve"> </w:t>
-      </w:r>
-      <w:r>
-        <w:rPr>
-          <w:rStyle w:val="VerbatimChar"/>
-        </w:rPr>
-        <w:t xml:space="preserve">$-USD</w:t>
-      </w:r>
-      <w:r>
-        <w:t xml:space="preserve"> </w:t>
-      </w:r>
-      <w:r>
-        <w:t xml:space="preserve">o</w:t>
-      </w:r>
-      <w:r>
-        <w:t xml:space="preserve"> </w:t>
-      </w:r>
-      <w:r>
-        <w:rPr>
-          <w:rStyle w:val="VerbatimChar"/>
-        </w:rPr>
-        <w:t xml:space="preserve">USD</w:t>
-      </w:r>
-      <w:r>
-        <w:t xml:space="preserve">).</w:t>
+        <w:t xml:space="preserve">Excels de descarga idénticos al preview (formato Contabilidad USD/$).</w:t>
       </w:r>
     </w:p>
     <w:p>
       <w:pPr>
         <w:pStyle w:val="Heading2"/>
       </w:pPr>
-      <w:bookmarkStart w:id="26" w:name="otras-fuentes"/>
-      <w:r>
-        <w:t xml:space="preserve">OTRAS FUENTES</w:t>
-      </w:r>
-      <w:bookmarkEnd w:id="26"/>
+      <w:bookmarkStart w:id="28" w:name="reglas-de-trabajo"/>
+      <w:r>
+        <w:t xml:space="preserve">REGLAS DE TRABAJO</w:t>
+      </w:r>
+      <w:bookmarkEnd w:id="28"/>
     </w:p>
     <w:p>
       <w:pPr>
@@ -932,102 +828,26 @@
         <w:pStyle w:val="Compact"/>
       </w:pPr>
       <w:r>
-        <w:rPr>
-          <w:b/>
-        </w:rPr>
-        <w:t xml:space="preserve">Forecast MM-AA</w:t>
-      </w:r>
-      <w:r>
-        <w:t xml:space="preserve"> </w:t>
-      </w:r>
-      <w:r>
-        <w:t xml:space="preserve">(archivos mensuales congelados): para el</w:t>
-      </w:r>
-      <w:r>
-        <w:t xml:space="preserve"> </w:t>
-      </w:r>
-      <w:r>
-        <w:t xml:space="preserve">Histórico. VP del mes = CJ+1; MIX por header. Se leen una sola vez</w:t>
-      </w:r>
-      <w:r>
-        <w:t xml:space="preserve"> </w:t>
-      </w:r>
-      <w:r>
-        <w:t xml:space="preserve">(cache).</w:t>
-      </w:r>
-    </w:p>
-    <w:p>
-      <w:pPr>
-        <w:pStyle w:val="Heading2"/>
-      </w:pPr>
-      <w:bookmarkStart w:id="27" w:name="pestañas"/>
-      <w:r>
-        <w:t xml:space="preserve">PESTAÑAS</w:t>
-      </w:r>
-      <w:bookmarkEnd w:id="27"/>
-    </w:p>
-    <w:p>
-      <w:pPr>
-        <w:pStyle w:val="FirstParagraph"/>
-      </w:pPr>
-      <w:r>
-        <w:t xml:space="preserve">Forecast · Liquidación · Proyección · Histórico. Filtros globales</w:t>
-      </w:r>
-      <w:r>
-        <w:t xml:space="preserve"> </w:t>
-      </w:r>
-      <w:r>
-        <w:t xml:space="preserve">UN→GA→Categoría→Código. Vista de 4 meses con flechas ◀▶ en las 3 tablas</w:t>
-      </w:r>
-      <w:r>
-        <w:t xml:space="preserve"> </w:t>
-      </w:r>
-      <w:r>
-        <w:t xml:space="preserve">mensuales.</w:t>
-      </w:r>
-    </w:p>
-    <w:p>
-      <w:pPr>
-        <w:pStyle w:val="Heading2"/>
-      </w:pPr>
-      <w:bookmarkStart w:id="28" w:name="fórmulas-clave"/>
-      <w:r>
-        <w:t xml:space="preserve">FÓRMULAS CLAVE</w:t>
-      </w:r>
-      <w:bookmarkEnd w:id="28"/>
+        <w:t xml:space="preserve">Respuestas concisas + checklist. Antes de construir algo grande, mostrar preview/confirmar.</w:t>
+      </w:r>
     </w:p>
     <w:p>
       <w:pPr>
         <w:numPr>
           <w:ilvl w:val="0"/>
-          <w:numId w:val="1006"/>
+          <w:numId w:val="1005"/>
         </w:numPr>
         <w:pStyle w:val="Compact"/>
       </w:pPr>
       <w:r>
-        <w:rPr>
-          <w:b/>
-        </w:rPr>
-        <w:t xml:space="preserve">Exceso (método B):</w:t>
-      </w:r>
-      <w:r>
-        <w:t xml:space="preserve"> </w:t>
-      </w:r>
-      <w:r>
-        <w:t xml:space="preserve">Exceso U = Stock − ΣVP(meses del Ideal);</w:t>
-      </w:r>
-      <w:r>
-        <w:t xml:space="preserve"> </w:t>
-      </w:r>
-      <w:r>
-        <w:t xml:space="preserve">factor ×N extiende el horizonte; sólo exceso &gt; 0.</w:t>
+        <w:t xml:space="preserve">Toda automatización debe poder enviarse por mail/WhatsApp (el HTML es autocontenido, funciona offline).</w:t>
       </w:r>
     </w:p>
     <w:p>
       <w:pPr>
         <w:numPr>
           <w:ilvl w:val="0"/>
-          <w:numId w:val="1006"/>
+          <w:numId w:val="1005"/>
         </w:numPr>
         <w:pStyle w:val="Compact"/>
       </w:pPr>
@@ -1035,625 +855,110 @@
         <w:rPr>
           <w:b/>
         </w:rPr>
-        <w:t xml:space="preserve">CMM</w:t>
-      </w:r>
-      <w:r>
-        <w:t xml:space="preserve"> </w:t>
-      </w:r>
-      <w:r>
-        <w:t xml:space="preserve">= (Lista1×0,7×0,93 − Costo)/(Lista1×0,7).</w:t>
-      </w:r>
-      <w:r>
-        <w:t xml:space="preserve"> </w:t>
-      </w:r>
-      <w:r>
-        <w:rPr>
-          <w:b/>
-        </w:rPr>
-        <w:t xml:space="preserve">CMM Liq.</w:t>
-      </w:r>
-      <w:r>
-        <w:t xml:space="preserve"> </w:t>
-      </w:r>
-      <w:r>
-        <w:t xml:space="preserve">=</w:t>
-      </w:r>
-      <w:r>
-        <w:t xml:space="preserve"> </w:t>
-      </w:r>
-      <w:r>
-        <w:t xml:space="preserve">igual usando Lista1×(1−DtoLiq).</w:t>
+        <w:t xml:space="preserve">Editar siempre la plantilla</w:t>
+      </w:r>
+      <w:r>
+        <w:t xml:space="preserve"> </w:t>
+      </w:r>
+      <w:r>
+        <w:t xml:space="preserve">(no el HTML final); regenerar con el</w:t>
+      </w:r>
+      <w:r>
+        <w:t xml:space="preserve"> </w:t>
+      </w:r>
+      <w:r>
+        <w:rPr>
+          <w:rStyle w:val="VerbatimChar"/>
+        </w:rPr>
+        <w:t xml:space="preserve">.bat</w:t>
+      </w:r>
+      <w:r>
+        <w:t xml:space="preserve">.</w:t>
+      </w:r>
+      <w:r>
+        <w:t xml:space="preserve"> </w:t>
+      </w:r>
+      <w:r>
+        <w:rPr>
+          <w:b/>
+        </w:rPr>
+        <w:t xml:space="preserve">Validar con</w:t>
+      </w:r>
+      <w:r>
+        <w:rPr>
+          <w:b/>
+        </w:rPr>
+        <w:t xml:space="preserve"> </w:t>
+      </w:r>
+      <w:r>
+        <w:rPr>
+          <w:rStyle w:val="VerbatimChar"/>
+          <w:b/>
+        </w:rPr>
+        <w:t xml:space="preserve">node --check</w:t>
+      </w:r>
+      <w:r>
+        <w:t xml:space="preserve"> </w:t>
+      </w:r>
+      <w:r>
+        <w:t xml:space="preserve">y visualmente.</w:t>
       </w:r>
     </w:p>
     <w:p>
       <w:pPr>
         <w:numPr>
           <w:ilvl w:val="0"/>
-          <w:numId w:val="1006"/>
+          <w:numId w:val="1005"/>
         </w:numPr>
         <w:pStyle w:val="Compact"/>
       </w:pPr>
       <w:r>
-        <w:rPr>
-          <w:b/>
-        </w:rPr>
-        <w:t xml:space="preserve">Dto. Máx.</w:t>
-      </w:r>
-      <w:r>
-        <w:t xml:space="preserve"> </w:t>
-      </w:r>
-      <w:r>
-        <w:t xml:space="preserve">= mayor descuento con contribución ≥ mínimo (def 10%).</w:t>
-      </w:r>
-      <w:r>
-        <w:t xml:space="preserve"> </w:t>
-      </w:r>
-      <w:r>
-        <w:rPr>
-          <w:b/>
-        </w:rPr>
-        <w:t xml:space="preserve">Dto. Liq.</w:t>
-      </w:r>
-      <w:r>
-        <w:t xml:space="preserve"> </w:t>
-      </w:r>
-      <w:r>
-        <w:t xml:space="preserve">= Máx − gap (def 5%).</w:t>
+        <w:t xml:space="preserve">Cuidado sticky: no usar</w:t>
+      </w:r>
+      <w:r>
+        <w:t xml:space="preserve"> </w:t>
+      </w:r>
+      <w:r>
+        <w:rPr>
+          <w:rStyle w:val="VerbatimChar"/>
+        </w:rPr>
+        <w:t xml:space="preserve">position:relative</w:t>
+      </w:r>
+      <w:r>
+        <w:t xml:space="preserve"> </w:t>
+      </w:r>
+      <w:r>
+        <w:t xml:space="preserve">en el encabezado del mes.</w:t>
       </w:r>
     </w:p>
     <w:p>
       <w:pPr>
         <w:numPr>
           <w:ilvl w:val="0"/>
-          <w:numId w:val="1006"/>
+          <w:numId w:val="1005"/>
         </w:numPr>
         <w:pStyle w:val="Compact"/>
       </w:pPr>
       <w:r>
-        <w:rPr>
-          <w:b/>
-        </w:rPr>
-        <w:t xml:space="preserve">Lista Base</w:t>
-      </w:r>
-      <w:r>
-        <w:t xml:space="preserve">=J ·</w:t>
-      </w:r>
-      <w:r>
-        <w:t xml:space="preserve"> </w:t>
-      </w:r>
-      <w:r>
-        <w:rPr>
-          <w:b/>
-        </w:rPr>
-        <w:t xml:space="preserve">Lista Mix</w:t>
-      </w:r>
-      <w:r>
-        <w:t xml:space="preserve">=AS ·</w:t>
-      </w:r>
-      <w:r>
-        <w:t xml:space="preserve"> </w:t>
-      </w:r>
-      <w:r>
-        <w:rPr>
-          <w:b/>
-        </w:rPr>
-        <w:t xml:space="preserve">Lista Dto.</w:t>
-      </w:r>
-      <w:r>
-        <w:rPr>
-          <w:b/>
-        </w:rPr>
-        <w:t xml:space="preserve"> </w:t>
-      </w:r>
-      <w:r>
-        <w:rPr>
-          <w:b/>
-        </w:rPr>
-        <w:t xml:space="preserve">Máx.</w:t>
-      </w:r>
-      <w:r>
-        <w:t xml:space="preserve">=Lista1×0,7×(1−DtoMáx).</w:t>
-      </w:r>
-    </w:p>
-    <w:p>
-      <w:pPr>
-        <w:numPr>
-          <w:ilvl w:val="0"/>
-          <w:numId w:val="1006"/>
-        </w:numPr>
-        <w:pStyle w:val="Compact"/>
-      </w:pPr>
-      <w:r>
-        <w:rPr>
-          <w:b/>
-        </w:rPr>
-        <w:t xml:space="preserve">Costo total</w:t>
-      </w:r>
-      <w:r>
-        <w:t xml:space="preserve">=Costo×ExcesoU ·</w:t>
-      </w:r>
-      <w:r>
-        <w:t xml:space="preserve"> </w:t>
-      </w:r>
-      <w:r>
-        <w:rPr>
-          <w:b/>
-        </w:rPr>
-        <w:t xml:space="preserve">Mix total</w:t>
-      </w:r>
-      <w:r>
-        <w:t xml:space="preserve">=ListaMix×ExcesoU ·</w:t>
-      </w:r>
-      <w:r>
-        <w:t xml:space="preserve"> </w:t>
-      </w:r>
-      <w:r>
-        <w:rPr>
-          <w:b/>
-        </w:rPr>
-        <w:t xml:space="preserve">Mix total Liq. (Obj. Liq.)</w:t>
-      </w:r>
-      <w:r>
-        <w:t xml:space="preserve">=ListaMix×(1−DtoLiq)×ExcesoU.</w:t>
-      </w:r>
-    </w:p>
-    <w:p>
-      <w:pPr>
-        <w:numPr>
-          <w:ilvl w:val="0"/>
-          <w:numId w:val="1006"/>
-        </w:numPr>
-        <w:pStyle w:val="Compact"/>
-      </w:pPr>
-      <w:r>
-        <w:rPr>
-          <w:b/>
-        </w:rPr>
-        <w:t xml:space="preserve">Proyección:</w:t>
-      </w:r>
-      <w:r>
-        <w:t xml:space="preserve"> </w:t>
-      </w:r>
-      <w:r>
-        <w:t xml:space="preserve">VA c/stk = valor de</w:t>
-      </w:r>
-      <w:r>
-        <w:t xml:space="preserve"> </w:t>
-      </w:r>
-      <w:r>
-        <w:t xml:space="preserve">“</w:t>
-      </w:r>
-      <w:r>
-        <w:t xml:space="preserve">V.Ajust. c/stock</w:t>
-      </w:r>
-      <w:r>
-        <w:t xml:space="preserve">”</w:t>
-      </w:r>
-      <w:r>
-        <w:t xml:space="preserve"> </w:t>
-      </w:r>
-      <w:r>
-        <w:t xml:space="preserve">(sin</w:t>
-      </w:r>
-      <w:r>
-        <w:t xml:space="preserve"> </w:t>
-      </w:r>
-      <w:r>
-        <w:t xml:space="preserve">×estacionalidad); CMV=Costo×V.P.u; CMV/Vta=CMV/Venta.</w:t>
-      </w:r>
-    </w:p>
-    <w:p>
-      <w:pPr>
-        <w:numPr>
-          <w:ilvl w:val="0"/>
-          <w:numId w:val="1006"/>
-        </w:numPr>
-        <w:pStyle w:val="Compact"/>
-      </w:pPr>
-      <w:r>
-        <w:rPr>
-          <w:b/>
-        </w:rPr>
-        <w:t xml:space="preserve">Histórico:</w:t>
-      </w:r>
-      <w:r>
-        <w:t xml:space="preserve"> </w:t>
-      </w:r>
-      <w:r>
-        <w:t xml:space="preserve">V.P.u=CJ+1 del archivo; V.R.u=AB–AM (abs);</w:t>
-      </w:r>
-      <w:r>
-        <w:t xml:space="preserve"> </w:t>
-      </w:r>
-      <w:r>
-        <w:t xml:space="preserve">V.P.$=MIX×V.P.u;</w:t>
-      </w:r>
-      <w:r>
-        <w:t xml:space="preserve"> </w:t>
-      </w:r>
-      <w:r>
-        <w:rPr>
-          <w:b/>
-        </w:rPr>
-        <w:t xml:space="preserve">V.R.$-USD=venta real facturada (USD Importados</w:t>
-      </w:r>
-      <w:r>
-        <w:rPr>
-          <w:b/>
-        </w:rPr>
-        <w:t xml:space="preserve"> </w:t>
-      </w:r>
-      <w:r>
-        <w:rPr>
-          <w:b/>
-        </w:rPr>
-        <w:t xml:space="preserve">/ $ Nacionales)</w:t>
-      </w:r>
-      <w:r>
-        <w:t xml:space="preserve">; %=(real−proy)/proy.</w:t>
+        <w:t xml:space="preserve">Al terminar cambios, actualizar Prompt + Skills (.md/.pdf/.skill).</w:t>
       </w:r>
     </w:p>
     <w:p>
       <w:pPr>
         <w:pStyle w:val="Heading2"/>
       </w:pPr>
-      <w:bookmarkStart w:id="29" w:name="convenciones-del-dashboard"/>
-      <w:r>
-        <w:t xml:space="preserve">CONVENCIONES DEL DASHBOARD</w:t>
+      <w:bookmarkStart w:id="29" w:name="flujo-mensual-del-histórico"/>
+      <w:r>
+        <w:t xml:space="preserve">FLUJO MENSUAL DEL HISTÓRICO</w:t>
       </w:r>
       <w:bookmarkEnd w:id="29"/>
     </w:p>
     <w:p>
       <w:pPr>
-        <w:numPr>
-          <w:ilvl w:val="0"/>
-          <w:numId w:val="1007"/>
-        </w:numPr>
-        <w:pStyle w:val="Compact"/>
-      </w:pPr>
-      <w:r>
-        <w:t xml:space="preserve">Marca: navy #1a237e + amarillo #ffd600, logo Electroestrada, Segoe</w:t>
-      </w:r>
-      <w:r>
-        <w:t xml:space="preserve"> </w:t>
-      </w:r>
-      <w:r>
-        <w:t xml:space="preserve">UI.</w:t>
-      </w:r>
-    </w:p>
-    <w:p>
-      <w:pPr>
-        <w:numPr>
-          <w:ilvl w:val="0"/>
-          <w:numId w:val="1007"/>
-        </w:numPr>
-        <w:pStyle w:val="Compact"/>
-      </w:pPr>
-      <w:r>
-        <w:t xml:space="preserve">Encabezados: fondo azul, letra blanca,</w:t>
-      </w:r>
-      <w:r>
-        <w:t xml:space="preserve"> </w:t>
-      </w:r>
-      <w:r>
-        <w:rPr>
-          <w:b/>
-        </w:rPr>
-        <w:t xml:space="preserve">línea amarilla como corte</w:t>
-      </w:r>
-      <w:r>
-        <w:t xml:space="preserve"> </w:t>
-      </w:r>
-      <w:r>
-        <w:t xml:space="preserve">entre encabezado y datos. Segmento</w:t>
-      </w:r>
-      <w:r>
-        <w:t xml:space="preserve"> </w:t>
-      </w:r>
-      <w:r>
-        <w:rPr>
-          <w:b/>
-        </w:rPr>
-        <w:t xml:space="preserve">Liquidación</w:t>
-      </w:r>
-      <w:r>
-        <w:t xml:space="preserve"> </w:t>
-      </w:r>
-      <w:r>
-        <w:t xml:space="preserve">invertido</w:t>
-      </w:r>
-      <w:r>
-        <w:t xml:space="preserve"> </w:t>
-      </w:r>
-      <w:r>
-        <w:t xml:space="preserve">(amarillo, letra azul).</w:t>
-      </w:r>
-    </w:p>
-    <w:p>
-      <w:pPr>
-        <w:numPr>
-          <w:ilvl w:val="0"/>
-          <w:numId w:val="1007"/>
-        </w:numPr>
-        <w:pStyle w:val="Compact"/>
-      </w:pPr>
-      <w:r>
-        <w:rPr>
-          <w:b/>
-        </w:rPr>
-        <w:t xml:space="preserve">Totales:</w:t>
-      </w:r>
-      <w:r>
-        <w:t xml:space="preserve"> </w:t>
-      </w:r>
-      <w:r>
-        <w:t xml:space="preserve">gris claro, letra negra, importes con su color (Costo</w:t>
-      </w:r>
-      <w:r>
-        <w:t xml:space="preserve"> </w:t>
-      </w:r>
-      <w:r>
-        <w:t xml:space="preserve">rojo, Mix/Obj verde).</w:t>
-      </w:r>
-    </w:p>
-    <w:p>
-      <w:pPr>
-        <w:numPr>
-          <w:ilvl w:val="0"/>
-          <w:numId w:val="1007"/>
-        </w:numPr>
-        <w:pStyle w:val="Compact"/>
-      </w:pPr>
-      <w:r>
-        <w:t xml:space="preserve">Excels de descarga</w:t>
-      </w:r>
-      <w:r>
-        <w:t xml:space="preserve"> </w:t>
-      </w:r>
-      <w:r>
-        <w:rPr>
-          <w:b/>
-        </w:rPr>
-        <w:t xml:space="preserve">idénticos al preview</w:t>
-      </w:r>
-      <w:r>
-        <w:t xml:space="preserve">, con números en</w:t>
-      </w:r>
-      <w:r>
-        <w:t xml:space="preserve"> </w:t>
-      </w:r>
-      <w:r>
-        <w:rPr>
-          <w:b/>
-        </w:rPr>
-        <w:t xml:space="preserve">formato Contabilidad USD / $</w:t>
-      </w:r>
-      <w:r>
-        <w:t xml:space="preserve">.</w:t>
-      </w:r>
-    </w:p>
-    <w:p>
-      <w:pPr>
-        <w:pStyle w:val="Heading2"/>
-      </w:pPr>
-      <w:bookmarkStart w:id="30" w:name="reglas-de-trabajo"/>
-      <w:r>
-        <w:t xml:space="preserve">REGLAS DE TRABAJO</w:t>
-      </w:r>
-      <w:bookmarkEnd w:id="30"/>
-    </w:p>
-    <w:p>
-      <w:pPr>
-        <w:numPr>
-          <w:ilvl w:val="0"/>
-          <w:numId w:val="1008"/>
-        </w:numPr>
-        <w:pStyle w:val="Compact"/>
-      </w:pPr>
-      <w:r>
-        <w:t xml:space="preserve">Respuestas</w:t>
-      </w:r>
-      <w:r>
-        <w:t xml:space="preserve"> </w:t>
-      </w:r>
-      <w:r>
-        <w:rPr>
-          <w:b/>
-        </w:rPr>
-        <w:t xml:space="preserve">concisas y claras</w:t>
-      </w:r>
-      <w:r>
-        <w:t xml:space="preserve">; ofrecer</w:t>
-      </w:r>
-      <w:r>
-        <w:t xml:space="preserve"> </w:t>
-      </w:r>
-      <w:r>
-        <w:rPr>
-          <w:b/>
-        </w:rPr>
-        <w:t xml:space="preserve">opciones tipo</w:t>
-      </w:r>
-      <w:r>
-        <w:rPr>
-          <w:b/>
-        </w:rPr>
-        <w:t xml:space="preserve"> </w:t>
-      </w:r>
-      <w:r>
-        <w:rPr>
-          <w:b/>
-        </w:rPr>
-        <w:t xml:space="preserve">checklist</w:t>
-      </w:r>
-      <w:r>
-        <w:t xml:space="preserve">.</w:t>
-      </w:r>
-    </w:p>
-    <w:p>
-      <w:pPr>
-        <w:numPr>
-          <w:ilvl w:val="0"/>
-          <w:numId w:val="1008"/>
-        </w:numPr>
-        <w:pStyle w:val="Compact"/>
-      </w:pPr>
-      <w:r>
-        <w:rPr>
-          <w:b/>
-        </w:rPr>
-        <w:t xml:space="preserve">Antes de construir algo grande, mostrar preview / confirmar.</w:t>
-      </w:r>
-    </w:p>
-    <w:p>
-      <w:pPr>
-        <w:numPr>
-          <w:ilvl w:val="0"/>
-          <w:numId w:val="1008"/>
-        </w:numPr>
-        <w:pStyle w:val="Compact"/>
-      </w:pPr>
-      <w:r>
-        <w:t xml:space="preserve">Toda automatización debe poder</w:t>
-      </w:r>
-      <w:r>
-        <w:t xml:space="preserve"> </w:t>
-      </w:r>
-      <w:r>
-        <w:rPr>
-          <w:b/>
-        </w:rPr>
-        <w:t xml:space="preserve">enviarse por mail/WhatsApp</w:t>
-      </w:r>
-      <w:r>
-        <w:t xml:space="preserve"> </w:t>
-      </w:r>
-      <w:r>
-        <w:t xml:space="preserve">(archivo).</w:t>
-      </w:r>
-    </w:p>
-    <w:p>
-      <w:pPr>
-        <w:numPr>
-          <w:ilvl w:val="0"/>
-          <w:numId w:val="1008"/>
-        </w:numPr>
-        <w:pStyle w:val="Compact"/>
-      </w:pPr>
-      <w:r>
-        <w:rPr>
-          <w:b/>
-        </w:rPr>
-        <w:t xml:space="preserve">Editar SIEMPRE la plantilla</w:t>
-      </w:r>
-      <w:r>
-        <w:t xml:space="preserve"> </w:t>
-      </w:r>
-      <w:r>
-        <w:t xml:space="preserve">(no el HTML final); regenerar con el</w:t>
-      </w:r>
-      <w:r>
-        <w:t xml:space="preserve"> </w:t>
-      </w:r>
-      <w:r>
-        <w:t xml:space="preserve">.bat.</w:t>
-      </w:r>
-    </w:p>
-    <w:p>
-      <w:pPr>
-        <w:numPr>
-          <w:ilvl w:val="0"/>
-          <w:numId w:val="1008"/>
-        </w:numPr>
-        <w:pStyle w:val="Compact"/>
-      </w:pPr>
-      <w:r>
-        <w:rPr>
-          <w:b/>
-        </w:rPr>
-        <w:t xml:space="preserve">Validar los cambios visualmente</w:t>
-      </w:r>
-      <w:r>
-        <w:t xml:space="preserve"> </w:t>
-      </w:r>
-      <w:r>
-        <w:t xml:space="preserve">antes de cerrar.</w:t>
-      </w:r>
-    </w:p>
-    <w:p>
-      <w:pPr>
-        <w:numPr>
-          <w:ilvl w:val="0"/>
-          <w:numId w:val="1008"/>
-        </w:numPr>
-        <w:pStyle w:val="Compact"/>
-      </w:pPr>
-      <w:r>
-        <w:t xml:space="preserve">Al terminar cambios,</w:t>
-      </w:r>
-      <w:r>
-        <w:t xml:space="preserve"> </w:t>
-      </w:r>
-      <w:r>
-        <w:rPr>
-          <w:b/>
-        </w:rPr>
-        <w:t xml:space="preserve">actualizar Memoria / Prompt / Skills (PDF +</w:t>
-      </w:r>
-      <w:r>
-        <w:rPr>
-          <w:b/>
-        </w:rPr>
-        <w:t xml:space="preserve"> </w:t>
-      </w:r>
-      <w:r>
-        <w:rPr>
-          <w:b/>
-        </w:rPr>
-        <w:t xml:space="preserve">Word)</w:t>
-      </w:r>
-      <w:r>
-        <w:t xml:space="preserve"> </w:t>
-      </w:r>
-      <w:r>
-        <w:t xml:space="preserve">y el proyecto.</w:t>
-      </w:r>
-    </w:p>
-    <w:p>
-      <w:pPr>
-        <w:pStyle w:val="Heading2"/>
-      </w:pPr>
-      <w:bookmarkStart w:id="31" w:name="flujo-mensual-del-histórico"/>
-      <w:r>
-        <w:t xml:space="preserve">FLUJO MENSUAL DEL HISTÓRICO</w:t>
-      </w:r>
-      <w:bookmarkEnd w:id="31"/>
-    </w:p>
-    <w:p>
-      <w:pPr>
-        <w:numPr>
-          <w:ilvl w:val="0"/>
-          <w:numId w:val="1009"/>
-        </w:numPr>
-        <w:pStyle w:val="Compact"/>
-      </w:pPr>
-      <w:r>
-        <w:t xml:space="preserve">A mes cerrado, tras sacar los pedidos de ese mes, guardar una</w:t>
-      </w:r>
-      <w:r>
-        <w:t xml:space="preserve"> </w:t>
-      </w:r>
-      <w:r>
-        <w:rPr>
-          <w:b/>
-        </w:rPr>
-        <w:t xml:space="preserve">copia congelada</w:t>
-      </w:r>
-      <w:r>
-        <w:t xml:space="preserve"> </w:t>
-      </w:r>
-      <w:r>
-        <w:t xml:space="preserve">del Forecast como</w:t>
+        <w:pStyle w:val="FirstParagraph"/>
+      </w:pPr>
+      <w:r>
+        <w:t xml:space="preserve">A mes cerrado, tras sacar los pedidos, guardar copia congelada</w:t>
       </w:r>
       <w:r>
         <w:t xml:space="preserve"> </w:t>
@@ -1680,7 +985,7 @@
         <w:t xml:space="preserve">...\Forecast\Histórico\</w:t>
       </w:r>
       <w:r>
-        <w:t xml:space="preserve">. Se sigue trabajando en el</w:t>
+        <w:t xml:space="preserve">. Seguir en el</w:t>
       </w:r>
       <w:r>
         <w:t xml:space="preserve"> </w:t>
@@ -1710,70 +1015,7 @@
         <w:t xml:space="preserve"> </w:t>
       </w:r>
       <w:r>
-        <w:t xml:space="preserve">lo suma al Histórico una sola vez (cache).</w:t>
-      </w:r>
-    </w:p>
-    <w:p>
-      <w:pPr>
-        <w:numPr>
-          <w:ilvl w:val="0"/>
-          <w:numId w:val="1009"/>
-        </w:numPr>
-        <w:pStyle w:val="Compact"/>
-      </w:pPr>
-      <w:r>
-        <w:rPr>
-          <w:b/>
-        </w:rPr>
-        <w:t xml:space="preserve">Panel de pedidos (Forecast):</w:t>
-      </w:r>
-      <w:r>
-        <w:t xml:space="preserve"> </w:t>
-      </w:r>
-      <w:r>
-        <w:t xml:space="preserve">los meses con compra proyectada pero</w:t>
-      </w:r>
-      <w:r>
-        <w:t xml:space="preserve"> </w:t>
-      </w:r>
-      <w:r>
-        <w:rPr>
-          <w:b/>
-        </w:rPr>
-        <w:t xml:space="preserve">sin número de pedido</w:t>
-      </w:r>
-      <w:r>
-        <w:t xml:space="preserve"> </w:t>
-      </w:r>
-      <w:r>
-        <w:t xml:space="preserve">muestran una tarjeta</w:t>
-      </w:r>
-      <w:r>
-        <w:t xml:space="preserve"> </w:t>
-      </w:r>
-      <w:r>
-        <w:rPr>
-          <w:b/>
-        </w:rPr>
-        <w:t xml:space="preserve">“</w:t>
-      </w:r>
-      <w:r>
-        <w:rPr>
-          <w:b/>
-        </w:rPr>
-        <w:t xml:space="preserve">Proyectado</w:t>
-      </w:r>
-      <w:r>
-        <w:rPr>
-          <w:b/>
-        </w:rPr>
-        <w:t xml:space="preserve">”</w:t>
-      </w:r>
-      <w:r>
-        <w:t xml:space="preserve"> </w:t>
-      </w:r>
-      <w:r>
-        <w:t xml:space="preserve">(misma cantidad que la columna COMPRA); los que tienen número van como pedido normal.</w:t>
+        <w:t xml:space="preserve">la suma una vez.</w:t>
       </w:r>
     </w:p>
     <w:sectPr/>
@@ -2028,18 +1270,6 @@
     <w:abstractNumId w:val="991"/>
   </w:num>
   <w:num w:numId="1005">
-    <w:abstractNumId w:val="991"/>
-  </w:num>
-  <w:num w:numId="1006">
-    <w:abstractNumId w:val="991"/>
-  </w:num>
-  <w:num w:numId="1007">
-    <w:abstractNumId w:val="991"/>
-  </w:num>
-  <w:num w:numId="1008">
-    <w:abstractNumId w:val="991"/>
-  </w:num>
-  <w:num w:numId="1009">
     <w:abstractNumId w:val="991"/>
   </w:num>
 </w:numbering>
